--- a/word-102/10-WordTabs.docx
+++ b/word-102/10-WordTabs.docx
@@ -203,12 +203,91 @@
       <w:pPr>
         <w:tabs>
           <w:tab w:val="left" w:pos="2835"/>
+          <w:tab w:val="decimal" w:pos="3686"/>
           <w:tab w:val="left" w:pos="6521"/>
+          <w:tab w:val="right" w:pos="8222"/>
         </w:tabs>
         <w:rPr>
-          <w:b/>
-        </w:rPr>
-      </w:pPr>
+          <w:bCs/>
+        </w:rPr>
+      </w:pPr>
+      <w:r>
+        <w:rPr>
+          <w:bCs/>
+        </w:rPr>
+        <w:t>Oranges</w:t>
+      </w:r>
+      <w:r>
+        <w:rPr>
+          <w:bCs/>
+        </w:rPr>
+        <w:tab/>
+      </w:r>
+      <w:r>
+        <w:rPr>
+          <w:bCs/>
+        </w:rPr>
+        <w:tab/>
+        <w:t>3.25</w:t>
+      </w:r>
+      <w:r>
+        <w:rPr>
+          <w:bCs/>
+        </w:rPr>
+        <w:tab/>
+      </w:r>
+      <w:r>
+        <w:rPr>
+          <w:bCs/>
+        </w:rPr>
+        <w:tab/>
+        <w:t>Florida</w:t>
+      </w:r>
+    </w:p>
+    <w:p>
+      <w:pPr>
+        <w:tabs>
+          <w:tab w:val="left" w:pos="2835"/>
+          <w:tab w:val="decimal" w:pos="3686"/>
+          <w:tab w:val="left" w:pos="6521"/>
+          <w:tab w:val="right" w:pos="8222"/>
+        </w:tabs>
+        <w:rPr>
+          <w:bCs/>
+        </w:rPr>
+      </w:pPr>
+      <w:r>
+        <w:rPr>
+          <w:bCs/>
+        </w:rPr>
+        <w:t>Test</w:t>
+      </w:r>
+      <w:r>
+        <w:rPr>
+          <w:bCs/>
+        </w:rPr>
+        <w:tab/>
+      </w:r>
+      <w:r>
+        <w:rPr>
+          <w:bCs/>
+        </w:rPr>
+        <w:tab/>
+        <w:t>10.75</w:t>
+      </w:r>
+      <w:r>
+        <w:rPr>
+          <w:bCs/>
+        </w:rPr>
+        <w:tab/>
+      </w:r>
+      <w:r>
+        <w:rPr>
+          <w:bCs/>
+        </w:rPr>
+        <w:tab/>
+        <w:t>Napa, CA</w:t>
+      </w:r>
     </w:p>
     <w:sectPr>
       <w:pgSz w:w="12240" w:h="15840"/>
